--- a/resources/enterprise-ai-video-script-90s.docx
+++ b/resources/enterprise-ai-video-script-90s.docx
@@ -1036,7 +1036,7 @@
                 <w:sz w:val="18"/>
                 <w:szCs w:val="18"/>
               </w:rPr>
-              <w:t xml:space="preserve">CTA appears: “Book a Briefing — advisor@rodney-ai.com”</w:t>
+              <w:t xml:space="preserve">CTA appears: “Book a Briefing — rodney@theenterpriseai.co.uk”</w:t>
             </w:r>
           </w:p>
         </w:tc>
@@ -1252,7 +1252,7 @@
           <w:sz w:val="18"/>
           <w:szCs w:val="18"/>
         </w:rPr>
-        <w:t xml:space="preserve">© 2026 Enterprise.AI  |  advisor@rodney-ai.com</w:t>
+        <w:t xml:space="preserve">© 2026 Enterprise.AI  |  rodney@theenterpriseai.co.uk</w:t>
       </w:r>
     </w:p>
     <w:sectPr>
